--- a/Customer_Churn_Project_Plan.docx
+++ b/Customer_Churn_Project_Plan.docx
@@ -87,7 +87,6 @@
     </w:p>
     <w:p>
       <w:r>
-        <w:lastRenderedPageBreak/>
         <w:t>The project is hypothetical and focuses on planning the complete approach rather than implementing the Machine Learning model at this stage.</w:t>
       </w:r>
     </w:p>
@@ -109,6 +108,7 @@
     </w:p>
     <w:p>
       <w:r>
+        <w:lastRenderedPageBreak/>
         <w:t>The main objective of this project is to design a Machine Learning-based strategy for predicting customer churn. The specific objectives of the project are:</w:t>
       </w:r>
     </w:p>
@@ -273,95 +273,95 @@
         </w:numPr>
       </w:pPr>
       <w:r>
+        <w:t>Data cleaning and preprocessing.</w:t>
+      </w:r>
+    </w:p>
+    <w:p>
+      <w:pPr>
+        <w:numPr>
+          <w:ilvl w:val="0"/>
+          <w:numId w:val="2"/>
+        </w:numPr>
+      </w:pPr>
+      <w:r>
+        <w:t>Handling missing values and duplicate records.</w:t>
+      </w:r>
+    </w:p>
+    <w:p>
+      <w:pPr>
+        <w:numPr>
+          <w:ilvl w:val="0"/>
+          <w:numId w:val="2"/>
+        </w:numPr>
+      </w:pPr>
+      <w:r>
+        <w:t>Exploratory Data Analysis (EDA).</w:t>
+      </w:r>
+    </w:p>
+    <w:p>
+      <w:pPr>
+        <w:numPr>
+          <w:ilvl w:val="0"/>
+          <w:numId w:val="2"/>
+        </w:numPr>
+      </w:pPr>
+      <w:r>
+        <w:t>Identifying important features related to customer churn.</w:t>
+      </w:r>
+    </w:p>
+    <w:p>
+      <w:pPr>
+        <w:numPr>
+          <w:ilvl w:val="0"/>
+          <w:numId w:val="2"/>
+        </w:numPr>
+      </w:pPr>
+      <w:r>
+        <w:t>Feature engineering and categorical data encoding.</w:t>
+      </w:r>
+    </w:p>
+    <w:p>
+      <w:pPr>
+        <w:numPr>
+          <w:ilvl w:val="0"/>
+          <w:numId w:val="2"/>
+        </w:numPr>
+      </w:pPr>
+      <w:r>
+        <w:t>Training and comparing suitable Machine Learning models.</w:t>
+      </w:r>
+    </w:p>
+    <w:p>
+      <w:pPr>
+        <w:numPr>
+          <w:ilvl w:val="0"/>
+          <w:numId w:val="2"/>
+        </w:numPr>
+      </w:pPr>
+      <w:r>
+        <w:t>Evaluating models using appropriate performance metrics.</w:t>
+      </w:r>
+    </w:p>
+    <w:p>
+      <w:pPr>
+        <w:numPr>
+          <w:ilvl w:val="0"/>
+          <w:numId w:val="2"/>
+        </w:numPr>
+      </w:pPr>
+      <w:r>
+        <w:t>Selecting a suitable model for future churn prediction.</w:t>
+      </w:r>
+    </w:p>
+    <w:p>
+      <w:pPr>
+        <w:numPr>
+          <w:ilvl w:val="0"/>
+          <w:numId w:val="2"/>
+        </w:numPr>
+      </w:pPr>
+      <w:r>
         <w:lastRenderedPageBreak/>
-        <w:t>Data cleaning and preprocessing.</w:t>
-      </w:r>
-    </w:p>
-    <w:p>
-      <w:pPr>
-        <w:numPr>
-          <w:ilvl w:val="0"/>
-          <w:numId w:val="2"/>
-        </w:numPr>
-      </w:pPr>
-      <w:r>
-        <w:t>Handling missing values and duplicate records.</w:t>
-      </w:r>
-    </w:p>
-    <w:p>
-      <w:pPr>
-        <w:numPr>
-          <w:ilvl w:val="0"/>
-          <w:numId w:val="2"/>
-        </w:numPr>
-      </w:pPr>
-      <w:r>
-        <w:t>Exploratory Data Analysis (EDA).</w:t>
-      </w:r>
-    </w:p>
-    <w:p>
-      <w:pPr>
-        <w:numPr>
-          <w:ilvl w:val="0"/>
-          <w:numId w:val="2"/>
-        </w:numPr>
-      </w:pPr>
-      <w:r>
-        <w:t>Identifying important features related to customer churn.</w:t>
-      </w:r>
-    </w:p>
-    <w:p>
-      <w:pPr>
-        <w:numPr>
-          <w:ilvl w:val="0"/>
-          <w:numId w:val="2"/>
-        </w:numPr>
-      </w:pPr>
-      <w:r>
-        <w:t>Feature engineering and categorical data encoding.</w:t>
-      </w:r>
-    </w:p>
-    <w:p>
-      <w:pPr>
-        <w:numPr>
-          <w:ilvl w:val="0"/>
-          <w:numId w:val="2"/>
-        </w:numPr>
-      </w:pPr>
-      <w:r>
-        <w:t>Training and comparing suitable Machine Learning models.</w:t>
-      </w:r>
-    </w:p>
-    <w:p>
-      <w:pPr>
-        <w:numPr>
-          <w:ilvl w:val="0"/>
-          <w:numId w:val="2"/>
-        </w:numPr>
-      </w:pPr>
-      <w:r>
-        <w:t>Evaluating models using appropriate performance metrics.</w:t>
-      </w:r>
-    </w:p>
-    <w:p>
-      <w:pPr>
-        <w:numPr>
-          <w:ilvl w:val="0"/>
-          <w:numId w:val="2"/>
-        </w:numPr>
-      </w:pPr>
-      <w:r>
-        <w:t>Selecting a suitable model for future churn prediction.</w:t>
-      </w:r>
-    </w:p>
-    <w:p>
-      <w:pPr>
-        <w:numPr>
-          <w:ilvl w:val="0"/>
-          <w:numId w:val="2"/>
-        </w:numPr>
-      </w:pPr>
-      <w:r>
         <w:t>Documenting the complete Data Science workflow.</w:t>
       </w:r>
     </w:p>
@@ -496,44 +496,44 @@
         </w:numPr>
       </w:pPr>
       <w:r>
+        <w:t>Data Cleaning and Preprocessing</w:t>
+      </w:r>
+    </w:p>
+    <w:p>
+      <w:r>
+        <w:t>The collected data will first be inspected for missing values, duplicate records, incorrect data types, and inconsistent values. Missing values will be handled using appropriate methods. Duplicate records will be removed, and categorical variables will be converted into numerical form using suitable encoding techniques.</w:t>
+      </w:r>
+    </w:p>
+    <w:p>
+      <w:pPr>
+        <w:numPr>
+          <w:ilvl w:val="0"/>
+          <w:numId w:val="6"/>
+        </w:numPr>
+      </w:pPr>
+      <w:r>
+        <w:t>Exploratory Data Analysis</w:t>
+      </w:r>
+    </w:p>
+    <w:p>
+      <w:r>
+        <w:t>Exploratory Data Analysis (EDA) will be performed to understand the characteristics of the dataset. Different charts and statistical techniques will be used to identify relationships between customer attributes and churn. Important visualizations may include churn distribution, monthly charges versus churn, tenure versus churn, and contract type versus churn.</w:t>
+      </w:r>
+    </w:p>
+    <w:p>
+      <w:pPr>
+        <w:numPr>
+          <w:ilvl w:val="0"/>
+          <w:numId w:val="7"/>
+        </w:numPr>
+      </w:pPr>
+      <w:r>
+        <w:t>Feature Engineering</w:t>
+      </w:r>
+    </w:p>
+    <w:p>
+      <w:r>
         <w:lastRenderedPageBreak/>
-        <w:t>Data Cleaning and Preprocessing</w:t>
-      </w:r>
-    </w:p>
-    <w:p>
-      <w:r>
-        <w:t>The collected data will first be inspected for missing values, duplicate records, incorrect data types, and inconsistent values. Missing values will be handled using appropriate methods. Duplicate records will be removed, and categorical variables will be converted into numerical form using suitable encoding techniques.</w:t>
-      </w:r>
-    </w:p>
-    <w:p>
-      <w:pPr>
-        <w:numPr>
-          <w:ilvl w:val="0"/>
-          <w:numId w:val="6"/>
-        </w:numPr>
-      </w:pPr>
-      <w:r>
-        <w:t>Exploratory Data Analysis</w:t>
-      </w:r>
-    </w:p>
-    <w:p>
-      <w:r>
-        <w:t>Exploratory Data Analysis (EDA) will be performed to understand the characteristics of the dataset. Different charts and statistical techniques will be used to identify relationships between customer attributes and churn. Important visualizations may include churn distribution, monthly charges versus churn, tenure versus churn, and contract type versus churn.</w:t>
-      </w:r>
-    </w:p>
-    <w:p>
-      <w:pPr>
-        <w:numPr>
-          <w:ilvl w:val="0"/>
-          <w:numId w:val="7"/>
-        </w:numPr>
-      </w:pPr>
-      <w:r>
-        <w:t>Feature Engineering</w:t>
-      </w:r>
-    </w:p>
-    <w:p>
-      <w:r>
         <w:t>Relevant features will be selected based on their relationship with the target variable. New useful features may also be created from existing customer information. Numerical features may be scaled where required, while categorical features will be encoded before model training.</w:t>
       </w:r>
     </w:p>
@@ -603,7 +603,6 @@
     </w:p>
     <w:p>
       <w:r>
-        <w:lastRenderedPageBreak/>
         <w:t>The proposed Customer Churn Prediction project will follow a sequential Data Science workflow. The overall architecture is designed to transform raw customer information into useful churn predictions.</w:t>
       </w:r>
     </w:p>
@@ -674,6 +673,9 @@
       </w:r>
       <w:r>
         <w:br/>
+      </w:r>
+      <w:r>
+        <w:lastRenderedPageBreak/>
         <w:t>↓</w:t>
       </w:r>
       <w:r>
@@ -696,7 +698,100 @@
         <w:t>A visual flowchart representing this complete workflow will be included in the final report to clearly communicate the proposed project architecture.</w:t>
       </w:r>
     </w:p>
+    <w:p>
+      <w:r>
+        <w:rPr>
+          <w:noProof/>
+        </w:rPr>
+        <w:drawing>
+          <wp:anchor distT="0" distB="0" distL="114300" distR="114300" simplePos="0" relativeHeight="251658240" behindDoc="0" locked="0" layoutInCell="1" allowOverlap="1" wp14:anchorId="74E1CC1F" wp14:editId="38D2C3B9">
+            <wp:simplePos x="0" y="0"/>
+            <wp:positionH relativeFrom="margin">
+              <wp:align>right</wp:align>
+            </wp:positionH>
+            <wp:positionV relativeFrom="paragraph">
+              <wp:posOffset>193235</wp:posOffset>
+            </wp:positionV>
+            <wp:extent cx="6761285" cy="4507523"/>
+            <wp:effectExtent l="0" t="0" r="1905" b="7620"/>
+            <wp:wrapNone/>
+            <wp:docPr id="2025028697" name="Picture 1"/>
+            <wp:cNvGraphicFramePr>
+              <a:graphicFrameLocks xmlns:a="http://schemas.openxmlformats.org/drawingml/2006/main" noChangeAspect="1"/>
+            </wp:cNvGraphicFramePr>
+            <a:graphic xmlns:a="http://schemas.openxmlformats.org/drawingml/2006/main">
+              <a:graphicData uri="http://schemas.openxmlformats.org/drawingml/2006/picture">
+                <pic:pic xmlns:pic="http://schemas.openxmlformats.org/drawingml/2006/picture">
+                  <pic:nvPicPr>
+                    <pic:cNvPr id="2025028697" name="Picture 2025028697"/>
+                    <pic:cNvPicPr/>
+                  </pic:nvPicPr>
+                  <pic:blipFill>
+                    <a:blip r:embed="rId5" cstate="print">
+                      <a:extLst>
+                        <a:ext uri="{28A0092B-C50C-407E-A947-70E740481C1C}">
+                          <a14:useLocalDpi xmlns:a14="http://schemas.microsoft.com/office/drawing/2010/main" val="0"/>
+                        </a:ext>
+                      </a:extLst>
+                    </a:blip>
+                    <a:stretch>
+                      <a:fillRect/>
+                    </a:stretch>
+                  </pic:blipFill>
+                  <pic:spPr>
+                    <a:xfrm>
+                      <a:off x="0" y="0"/>
+                      <a:ext cx="6761285" cy="4507523"/>
+                    </a:xfrm>
+                    <a:prstGeom prst="rect">
+                      <a:avLst/>
+                    </a:prstGeom>
+                  </pic:spPr>
+                </pic:pic>
+              </a:graphicData>
+            </a:graphic>
+            <wp14:sizeRelH relativeFrom="margin">
+              <wp14:pctWidth>0</wp14:pctWidth>
+            </wp14:sizeRelH>
+            <wp14:sizeRelV relativeFrom="margin">
+              <wp14:pctHeight>0</wp14:pctHeight>
+            </wp14:sizeRelV>
+          </wp:anchor>
+        </w:drawing>
+      </w:r>
+    </w:p>
     <w:p/>
+    <w:p/>
+    <w:p/>
+    <w:p/>
+    <w:p/>
+    <w:p/>
+    <w:p/>
+    <w:p/>
+    <w:p/>
+    <w:p/>
+    <w:p/>
+    <w:p/>
+    <w:p>
+      <w:pPr>
+        <w:rPr>
+          <w:b/>
+          <w:bCs/>
+          <w:sz w:val="32"/>
+          <w:szCs w:val="32"/>
+        </w:rPr>
+      </w:pPr>
+    </w:p>
+    <w:p>
+      <w:pPr>
+        <w:rPr>
+          <w:b/>
+          <w:bCs/>
+          <w:sz w:val="32"/>
+          <w:szCs w:val="32"/>
+        </w:rPr>
+      </w:pPr>
+    </w:p>
     <w:p>
       <w:pPr>
         <w:rPr>
@@ -708,13 +803,47 @@
         <w:rPr>
           <w:b/>
           <w:bCs/>
+          <w:sz w:val="32"/>
+          <w:szCs w:val="32"/>
         </w:rPr>
+        <w:t>Figure 1: Customer Churn Prediction Project Workflow</w:t>
+      </w:r>
+    </w:p>
+    <w:p/>
+    <w:p>
+      <w:pPr>
+        <w:rPr>
+          <w:b/>
+          <w:bCs/>
+        </w:rPr>
+      </w:pPr>
+    </w:p>
+    <w:p>
+      <w:pPr>
+        <w:rPr>
+          <w:b/>
+          <w:bCs/>
+        </w:rPr>
+      </w:pPr>
+    </w:p>
+    <w:p>
+      <w:pPr>
+        <w:rPr>
+          <w:b/>
+          <w:bCs/>
+        </w:rPr>
+      </w:pPr>
+      <w:r>
+        <w:rPr>
+          <w:b/>
+          <w:bCs/>
+        </w:rPr>
+        <w:lastRenderedPageBreak/>
         <w:t>Tools &amp; Technologies</w:t>
       </w:r>
     </w:p>
     <w:p>
       <w:r>
-        <w:lastRenderedPageBreak/>
         <w:t>The proposed project will use commonly used Data Science and Machine Learning tools. These technologies will help in data processing, visualization, model development, evaluation, and project management.</w:t>
       </w:r>
     </w:p>
@@ -1160,11 +1289,9 @@
             <w:hideMark/>
           </w:tcPr>
           <w:p>
-            <w:proofErr w:type="spellStart"/>
             <w:r>
               <w:t>Customer_ID</w:t>
             </w:r>
-            <w:proofErr w:type="spellEnd"/>
           </w:p>
         </w:tc>
         <w:tc>
@@ -1278,11 +1405,9 @@
             <w:hideMark/>
           </w:tcPr>
           <w:p>
-            <w:proofErr w:type="spellStart"/>
             <w:r>
               <w:t>Monthly_Charges</w:t>
             </w:r>
-            <w:proofErr w:type="spellEnd"/>
           </w:p>
         </w:tc>
         <w:tc>
@@ -1309,11 +1434,9 @@
             <w:hideMark/>
           </w:tcPr>
           <w:p>
-            <w:proofErr w:type="spellStart"/>
             <w:r>
               <w:t>Contract_Type</w:t>
             </w:r>
-            <w:proofErr w:type="spellEnd"/>
           </w:p>
         </w:tc>
         <w:tc>
@@ -1340,11 +1463,9 @@
             <w:hideMark/>
           </w:tcPr>
           <w:p>
-            <w:proofErr w:type="spellStart"/>
             <w:r>
               <w:t>Payment_Method</w:t>
             </w:r>
-            <w:proofErr w:type="spellEnd"/>
           </w:p>
         </w:tc>
         <w:tc>
@@ -1371,11 +1492,9 @@
             <w:hideMark/>
           </w:tcPr>
           <w:p>
-            <w:proofErr w:type="spellStart"/>
             <w:r>
               <w:t>Internet_Service</w:t>
             </w:r>
-            <w:proofErr w:type="spellEnd"/>
           </w:p>
         </w:tc>
         <w:tc>
@@ -1402,11 +1521,9 @@
             <w:hideMark/>
           </w:tcPr>
           <w:p>
-            <w:proofErr w:type="spellStart"/>
             <w:r>
               <w:t>Total_Charges</w:t>
             </w:r>
-            <w:proofErr w:type="spellEnd"/>
           </w:p>
         </w:tc>
         <w:tc>
@@ -1511,7 +1628,6 @@
         </w:numPr>
       </w:pPr>
       <w:r>
-        <w:lastRenderedPageBreak/>
         <w:t>Duplicate Removal</w:t>
       </w:r>
       <w:r>
@@ -1527,6 +1643,7 @@
         </w:numPr>
       </w:pPr>
       <w:r>
+        <w:lastRenderedPageBreak/>
         <w:t>Data Type Correction</w:t>
       </w:r>
       <w:r>
@@ -1637,11 +1754,7 @@
       </w:r>
       <w:r>
         <w:br/>
-        <w:t xml:space="preserve">A bar chart will be used to compare the number of customers who churned with </w:t>
-      </w:r>
-      <w:r>
-        <w:lastRenderedPageBreak/>
-        <w:t>those who did not churn. This will help understand the distribution of the target variable.</w:t>
+        <w:t>A bar chart will be used to compare the number of customers who churned with those who did not churn. This will help understand the distribution of the target variable.</w:t>
       </w:r>
     </w:p>
     <w:p>
@@ -1682,6 +1795,7 @@
         </w:numPr>
       </w:pPr>
       <w:r>
+        <w:lastRenderedPageBreak/>
         <w:t>Churn vs Tenure</w:t>
       </w:r>
       <w:r>
@@ -1772,18 +1886,7 @@
       </w:r>
       <w:r>
         <w:br/>
-      </w:r>
-      <w:proofErr w:type="spellStart"/>
-      <w:r>
-        <w:t>Features</w:t>
-      </w:r>
-      <w:proofErr w:type="spellEnd"/>
-      <w:r>
-        <w:t xml:space="preserve"> that do not provide useful information for prediction, such as unique </w:t>
-      </w:r>
-      <w:r>
-        <w:lastRenderedPageBreak/>
-        <w:t>customer identification numbers, may be excluded from the Machine Learning model.</w:t>
+        <w:t>Features that do not provide useful information for prediction, such as unique customer identification numbers, may be excluded from the Machine Learning model.</w:t>
       </w:r>
     </w:p>
     <w:p>
@@ -1848,6 +1951,7 @@
     </w:p>
     <w:p>
       <w:r>
+        <w:lastRenderedPageBreak/>
         <w:t>The final set of relevant and properly prepared features will then be used as input for Machine Learning model development.</w:t>
       </w:r>
     </w:p>
@@ -1918,11 +2022,7 @@
       </w:r>
       <w:r>
         <w:br/>
-        <w:t xml:space="preserve">Random Forest will be considered as an ensemble learning model that combines </w:t>
-      </w:r>
-      <w:r>
-        <w:lastRenderedPageBreak/>
-        <w:t>multiple decision trees. It can capture complex relationships between customer features and churn and may provide better predictive performance than a single Decision Tree.</w:t>
+        <w:t>Random Forest will be considered as an ensemble learning model that combines multiple decision trees. It can capture complex relationships between customer features and churn and may provide better predictive performance than a single Decision Tree.</w:t>
       </w:r>
     </w:p>
     <w:p>
@@ -1973,14 +2073,7 @@
       </w:r>
       <w:r>
         <w:br/>
-      </w:r>
-      <w:proofErr w:type="spellStart"/>
-      <w:r>
-        <w:t>Accuracy</w:t>
-      </w:r>
-      <w:proofErr w:type="spellEnd"/>
-      <w:r>
-        <w:t xml:space="preserve"> will measure the overall percentage of correctly predicted customers.</w:t>
+        <w:t>Accuracy will measure the overall percentage of correctly predicted customers.</w:t>
       </w:r>
     </w:p>
     <w:p>
@@ -1991,18 +2084,12 @@
         </w:numPr>
       </w:pPr>
       <w:r>
+        <w:lastRenderedPageBreak/>
         <w:t>Precision</w:t>
       </w:r>
       <w:r>
         <w:br/>
-      </w:r>
-      <w:proofErr w:type="spellStart"/>
-      <w:r>
-        <w:t>Precision</w:t>
-      </w:r>
-      <w:proofErr w:type="spellEnd"/>
-      <w:r>
-        <w:t xml:space="preserve"> will measure how many of the customers predicted as likely to churn actually belong to the churn category.</w:t>
+        <w:t>Precision will measure how many of the customers predicted as likely to churn actually belong to the churn category.</w:t>
       </w:r>
     </w:p>
     <w:p>
@@ -2017,14 +2104,7 @@
       </w:r>
       <w:r>
         <w:br/>
-      </w:r>
-      <w:proofErr w:type="spellStart"/>
-      <w:r>
-        <w:t>Recall</w:t>
-      </w:r>
-      <w:proofErr w:type="spellEnd"/>
-      <w:r>
-        <w:t xml:space="preserve"> will measure how many of the actual churn customers are correctly identified by the model. This metric is particularly important because missing a customer who is likely to leave can reduce the effectiveness of a retention strategy.</w:t>
+        <w:t>Recall will measure how many of the actual churn customers are correctly identified by the model. This metric is particularly important because missing a customer who is likely to leave can reduce the effectiveness of a retention strategy.</w:t>
       </w:r>
     </w:p>
     <w:p>
@@ -2039,14 +2119,7 @@
       </w:r>
       <w:r>
         <w:br/>
-      </w:r>
-      <w:proofErr w:type="spellStart"/>
-      <w:r>
-        <w:t>F1-Score</w:t>
-      </w:r>
-      <w:proofErr w:type="spellEnd"/>
-      <w:r>
-        <w:t xml:space="preserve"> will provide a balance between Precision and Recall. It will be useful when the dataset contains an unequal distribution between churn and non-churn customers.</w:t>
+        <w:t>F1-Score will provide a balance between Precision and Recall. It will be useful when the dataset contains an unequal distribution between churn and non-churn customers.</w:t>
       </w:r>
     </w:p>
     <w:p>
@@ -2072,19 +2145,11 @@
         </w:numPr>
       </w:pPr>
       <w:r>
-        <w:lastRenderedPageBreak/>
         <w:t>ROC-AUC</w:t>
       </w:r>
       <w:r>
         <w:br/>
-      </w:r>
-      <w:proofErr w:type="spellStart"/>
-      <w:r>
-        <w:t>ROC-AUC</w:t>
-      </w:r>
-      <w:proofErr w:type="spellEnd"/>
-      <w:r>
-        <w:t xml:space="preserve"> will be considered to measure how effectively the model can distinguish between customers who churn and customers who do not churn.</w:t>
+        <w:t>ROC-AUC will be considered to measure how effectively the model can distinguish between customers who churn and customers who do not churn.</w:t>
       </w:r>
     </w:p>
     <w:p>
@@ -2394,6 +2459,7 @@
           </w:tcPr>
           <w:p>
             <w:r>
+              <w:lastRenderedPageBreak/>
               <w:t>Documentation &amp; Report Preparation</w:t>
             </w:r>
           </w:p>
@@ -2496,7 +2562,6 @@
           <w:b/>
           <w:bCs/>
         </w:rPr>
-        <w:lastRenderedPageBreak/>
         <w:t>Expected Outcomes</w:t>
       </w:r>
     </w:p>
@@ -2638,6 +2703,7 @@
         </w:numPr>
       </w:pPr>
       <w:r>
+        <w:lastRenderedPageBreak/>
         <w:t>Missing or Incomplete Data</w:t>
       </w:r>
       <w:r>
@@ -2653,7 +2719,6 @@
         </w:numPr>
       </w:pPr>
       <w:r>
-        <w:lastRenderedPageBreak/>
         <w:t>Imbalanced Dataset</w:t>
       </w:r>
       <w:r>
@@ -2896,23 +2961,7 @@
       </w:r>
       <w:r>
         <w:br/>
-        <w:t xml:space="preserve">The selected model can be deployed using frameworks such as Flask, </w:t>
-      </w:r>
-      <w:proofErr w:type="spellStart"/>
-      <w:r>
-        <w:t>FastAPI</w:t>
-      </w:r>
-      <w:proofErr w:type="spellEnd"/>
-      <w:r>
-        <w:t xml:space="preserve">, or </w:t>
-      </w:r>
-      <w:proofErr w:type="spellStart"/>
-      <w:r>
-        <w:t>Streamlit</w:t>
-      </w:r>
-      <w:proofErr w:type="spellEnd"/>
-      <w:r>
-        <w:t xml:space="preserve"> so that users can interact with the prediction system.</w:t>
+        <w:t>The selected model can be deployed using frameworks such as Flask, FastAPI, or Streamlit so that users can interact with the prediction system.</w:t>
       </w:r>
     </w:p>
     <w:p>
@@ -2927,15 +2976,7 @@
       </w:r>
       <w:r>
         <w:br/>
-        <w:t xml:space="preserve">More advanced algorithms such as </w:t>
-      </w:r>
-      <w:proofErr w:type="spellStart"/>
-      <w:r>
-        <w:t>XGBoost</w:t>
-      </w:r>
-      <w:proofErr w:type="spellEnd"/>
-      <w:r>
-        <w:t>, Gradient Boosting, and Neural Networks can be tested to improve predictive performance.</w:t>
+        <w:t>More advanced algorithms such as XGBoost, Gradient Boosting, and Neural Networks can be tested to improve predictive performance.</w:t>
       </w:r>
     </w:p>
     <w:p>
@@ -2946,7 +2987,6 @@
         </w:numPr>
       </w:pPr>
       <w:r>
-        <w:lastRenderedPageBreak/>
         <w:t>Automated Data Pipeline</w:t>
       </w:r>
       <w:r>
@@ -2962,6 +3002,7 @@
         </w:numPr>
       </w:pPr>
       <w:r>
+        <w:lastRenderedPageBreak/>
         <w:t>Customer Risk Dashboard</w:t>
       </w:r>
       <w:r>
@@ -3085,6 +3126,7 @@
         </w:numPr>
       </w:pPr>
       <w:r>
+        <w:lastRenderedPageBreak/>
         <w:t>Pandas Documentation — Data manipulation, data cleaning, and data analysis.</w:t>
       </w:r>
     </w:p>
@@ -3140,7 +3182,7 @@
     <w:p/>
     <w:sectPr>
       <w:pgSz w:w="12240" w:h="15840"/>
-      <w:pgMar w:top="1440" w:right="1440" w:bottom="1440" w:left="1440" w:header="720" w:footer="720" w:gutter="0"/>
+      <w:pgMar w:top="1008" w:right="1008" w:bottom="720" w:left="720" w:header="720" w:footer="720" w:gutter="0"/>
       <w:cols w:space="720"/>
       <w:docGrid w:linePitch="360"/>
     </w:sectPr>
@@ -6148,7 +6190,6 @@
   <w:style w:type="character" w:default="1" w:styleId="DefaultParagraphFont">
     <w:name w:val="Default Paragraph Font"/>
     <w:uiPriority w:val="1"/>
-    <w:semiHidden/>
     <w:unhideWhenUsed/>
   </w:style>
   <w:style w:type="table" w:default="1" w:styleId="TableNormal">
